--- a/Section_03_Data_Modeling_Schema_Design_Validation/Lesson_027_Deriving_Data_Structure_from_Requirements/demo/Lesson_027_Deriving_Data_Structure_from_Requirements_Speaker_Notes.docx
+++ b/Section_03_Data_Modeling_Schema_Design_Validation/Lesson_027_Deriving_Data_Structure_from_Requirements/demo/Lesson_027_Deriving_Data_Structure_from_Requirements_Speaker_Notes.docx
@@ -4,15 +4,11 @@
   <w:body>
     <w:p>
       <w:pPr>
+        <w:pStyle w:val="Title"/>
         <w:jc w:val="center"/>
       </w:pPr>
       <w:r>
-        <w:rPr>
-          <w:rFonts w:ascii="Aptos Display" w:hAnsi="Aptos Display"/>
-          <w:b/>
-          <w:sz w:val="48"/>
-        </w:rPr>
-        <w:t>Lesson 027 — Deriving Data Structure from Requirements</w:t>
+        <w:t>Deriving Data Structure from Requirements</w:t>
       </w:r>
     </w:p>
     <w:p>
@@ -20,23 +16,7 @@
         <w:jc w:val="center"/>
       </w:pPr>
       <w:r>
-        <w:rPr>
-          <w:i/>
-          <w:sz w:val="22"/>
-        </w:rPr>
-        <w:t>Slide-by-slide speaker guide | Suggested narration and teaching prompts</w:t>
-      </w:r>
-    </w:p>
-    <w:p>
-      <w:pPr>
-        <w:jc w:val="center"/>
-      </w:pPr>
-      <w:r>
-        <w:rPr>
-          <w:b/>
-          <w:sz w:val="20"/>
-        </w:rPr>
-        <w:t>Training example: Avi | Bangalore, RR Nagar</w:t>
+        <w:t>Slide-by-slide speaker guide | Suggested narration, teaching emphasis, interaction, transition</w:t>
       </w:r>
     </w:p>
     <w:p>
@@ -44,22 +24,51 @@
         <w:pStyle w:val="Heading1"/>
       </w:pPr>
       <w:r>
-        <w:t>Slide 1 — Lesson Introduction</w:t>
+        <w:t>1 — Opening</w:t>
       </w:r>
     </w:p>
     <w:p>
       <w:r>
-        <w:t>What to say: Introduce the core idea: MongoDB document structure should come from application requirements and access patterns. Set the expectation that the lesson is about making design decisions, not merely writing JSON.</w:t>
+        <w:rPr>
+          <w:b/>
+        </w:rPr>
+        <w:t xml:space="preserve">What to say: </w:t>
+      </w:r>
+      <w:r>
+        <w:t>Open by framing the central problem: a MongoDB document should come from application requirements and access patterns. The lesson is about making a design decision, not just writing JSON.</w:t>
       </w:r>
     </w:p>
     <w:p>
       <w:r>
-        <w:t>Training emphasis: Use Avi, Bangalore, RR Nagar consistently as the concrete example.</w:t>
+        <w:rPr>
+          <w:b/>
+        </w:rPr>
+        <w:t xml:space="preserve">Training emphasis: </w:t>
+      </w:r>
+      <w:r>
+        <w:t>Stress the four-step flow from requirements to model.</w:t>
       </w:r>
     </w:p>
     <w:p>
       <w:r>
-        <w:t>Transition: Link this point to the next slide before moving on.</w:t>
+        <w:rPr>
+          <w:b/>
+        </w:rPr>
+        <w:t xml:space="preserve">Question / interaction: </w:t>
+      </w:r>
+      <w:r>
+        <w:t>Ask: “What should we know about the application before we decide what fields go into a document?”</w:t>
+      </w:r>
+    </w:p>
+    <w:p>
+      <w:r>
+        <w:rPr>
+          <w:b/>
+        </w:rPr>
+        <w:t xml:space="preserve">Transition: </w:t>
+      </w:r>
+      <w:r>
+        <w:t>Next, start with the business requirements.</w:t>
       </w:r>
     </w:p>
     <w:p>
@@ -67,22 +76,51 @@
         <w:pStyle w:val="Heading1"/>
       </w:pPr>
       <w:r>
-        <w:t>Slide 2 — Start with Requirements</w:t>
+        <w:t>2 — Start with Requirements</w:t>
       </w:r>
     </w:p>
     <w:p>
       <w:r>
-        <w:t>What to say: Explain that we first ask what the application must do. Use Avi as the running example: the application needs Avi’s profile and address together and needs access to Avi’s orders.</w:t>
+        <w:rPr>
+          <w:b/>
+        </w:rPr>
+        <w:t xml:space="preserve">What to say: </w:t>
+      </w:r>
+      <w:r>
+        <w:t>Walk through the Order Management requirements and show how each requirement introduces a data need.</w:t>
       </w:r>
     </w:p>
     <w:p>
       <w:r>
-        <w:t>Training emphasis: Use Avi, Bangalore, RR Nagar consistently as the concrete example.</w:t>
+        <w:rPr>
+          <w:b/>
+        </w:rPr>
+        <w:t xml:space="preserve">Training emphasis: </w:t>
+      </w:r>
+      <w:r>
+        <w:t>Separate business behavior from storage mechanics.</w:t>
       </w:r>
     </w:p>
     <w:p>
       <w:r>
-        <w:t>Transition: Link this point to the next slide before moving on.</w:t>
+        <w:rPr>
+          <w:b/>
+        </w:rPr>
+        <w:t xml:space="preserve">Question / interaction: </w:t>
+      </w:r>
+      <w:r>
+        <w:t>Ask learners to name one requirement that could influence document structure.</w:t>
+      </w:r>
+    </w:p>
+    <w:p>
+      <w:r>
+        <w:rPr>
+          <w:b/>
+        </w:rPr>
+        <w:t xml:space="preserve">Transition: </w:t>
+      </w:r>
+      <w:r>
+        <w:t>Next, translate those requirements into access patterns.</w:t>
       </w:r>
     </w:p>
     <w:p>
@@ -90,22 +128,51 @@
         <w:pStyle w:val="Heading1"/>
       </w:pPr>
       <w:r>
-        <w:t>Slide 3 — Identify Access Patterns</w:t>
+        <w:t>3 — Map Access Patterns</w:t>
       </w:r>
     </w:p>
     <w:p>
       <w:r>
-        <w:t>What to say: Walk through the reads: find Avi by email, display the profile with address, and retrieve recent orders. Emphasize that these reads directly influence the document shape.</w:t>
+        <w:rPr>
+          <w:b/>
+        </w:rPr>
+        <w:t xml:space="preserve">What to say: </w:t>
+      </w:r>
+      <w:r>
+        <w:t>Explain that requests such as getting an order, finding a customer’s orders, and updating status give direct modeling signals.</w:t>
       </w:r>
     </w:p>
     <w:p>
       <w:r>
-        <w:t>Training emphasis: Use Avi, Bangalore, RR Nagar consistently as the concrete example.</w:t>
+        <w:rPr>
+          <w:b/>
+        </w:rPr>
+        <w:t xml:space="preserve">Training emphasis: </w:t>
+      </w:r>
+      <w:r>
+        <w:t>Connect each request to a read, lookup, or write unit.</w:t>
       </w:r>
     </w:p>
     <w:p>
       <w:r>
-        <w:t>Transition: Link this point to the next slide before moving on.</w:t>
+        <w:rPr>
+          <w:b/>
+        </w:rPr>
+        <w:t xml:space="preserve">Question / interaction: </w:t>
+      </w:r>
+      <w:r>
+        <w:t>Ask: “Which fields need to be available together for the order page?”</w:t>
+      </w:r>
+    </w:p>
+    <w:p>
+      <w:r>
+        <w:rPr>
+          <w:b/>
+        </w:rPr>
+        <w:t xml:space="preserve">Transition: </w:t>
+      </w:r>
+      <w:r>
+        <w:t>Next, group the fields that naturally belong together.</w:t>
       </w:r>
     </w:p>
     <w:p>
@@ -113,22 +180,51 @@
         <w:pStyle w:val="Heading1"/>
       </w:pPr>
       <w:r>
-        <w:t>Slide 4 — From Requirement to Structure</w:t>
+        <w:t>4 — Identify What Belongs Together</w:t>
       </w:r>
     </w:p>
     <w:p>
       <w:r>
-        <w:t>What to say: Show the transition from requirement to design. Profile and address are naturally grouped, so address is embedded. Orders can grow independently, so they remain separate.</w:t>
+        <w:rPr>
+          <w:b/>
+        </w:rPr>
+        <w:t xml:space="preserve">What to say: </w:t>
+      </w:r>
+      <w:r>
+        <w:t>Use the order document visual to show why items, shipping and payment can be embedded.</w:t>
       </w:r>
     </w:p>
     <w:p>
       <w:r>
-        <w:t>Training emphasis: Use Avi, Bangalore, RR Nagar consistently as the concrete example.</w:t>
+        <w:rPr>
+          <w:b/>
+        </w:rPr>
+        <w:t xml:space="preserve">Training emphasis: </w:t>
+      </w:r>
+      <w:r>
+        <w:t>Emphasize ownership, shared lifecycle, and common reads.</w:t>
       </w:r>
     </w:p>
     <w:p>
       <w:r>
-        <w:t>Transition: Link this point to the next slide before moving on.</w:t>
+        <w:rPr>
+          <w:b/>
+        </w:rPr>
+        <w:t xml:space="preserve">Question / interaction: </w:t>
+      </w:r>
+      <w:r>
+        <w:t>Ask: “Would the order page usually need shipping information at the same time as the order?”</w:t>
+      </w:r>
+    </w:p>
+    <w:p>
+      <w:r>
+        <w:rPr>
+          <w:b/>
+        </w:rPr>
+        <w:t xml:space="preserve">Transition: </w:t>
+      </w:r>
+      <w:r>
+        <w:t>Next, introduce growth and cardinality.</w:t>
       </w:r>
     </w:p>
     <w:p>
@@ -136,22 +232,51 @@
         <w:pStyle w:val="Heading1"/>
       </w:pPr>
       <w:r>
-        <w:t>Slide 5 — Embedded Data</w:t>
+        <w:t>5 — Watch Growth and Cardinality</w:t>
       </w:r>
     </w:p>
     <w:p>
       <w:r>
-        <w:t>What to say: Explain why address is a good embedded candidate. It is small, bounded, and normally retrieved with the customer. Use Avi’s Bangalore, RR Nagar address as the example.</w:t>
+        <w:rPr>
+          <w:b/>
+        </w:rPr>
+        <w:t xml:space="preserve">What to say: </w:t>
+      </w:r>
+      <w:r>
+        <w:t>Explain that a design must remain safe as the dataset grows. Distinguish bounded structures from independently growing histories.</w:t>
       </w:r>
     </w:p>
     <w:p>
       <w:r>
-        <w:t>Training emphasis: Use Avi, Bangalore, RR Nagar consistently as the concrete example.</w:t>
+        <w:rPr>
+          <w:b/>
+        </w:rPr>
+        <w:t xml:space="preserve">Training emphasis: </w:t>
+      </w:r>
+      <w:r>
+        <w:t>Warn against unbounded arrays and huge embedded histories.</w:t>
       </w:r>
     </w:p>
     <w:p>
       <w:r>
-        <w:t>Transition: Link this point to the next slide before moving on.</w:t>
+        <w:rPr>
+          <w:b/>
+        </w:rPr>
+        <w:t xml:space="preserve">Question / interaction: </w:t>
+      </w:r>
+      <w:r>
+        <w:t>Ask: “What happens if we keep every event ever generated inside one customer document?”</w:t>
+      </w:r>
+    </w:p>
+    <w:p>
+      <w:r>
+        <w:rPr>
+          <w:b/>
+        </w:rPr>
+        <w:t xml:space="preserve">Transition: </w:t>
+      </w:r>
+      <w:r>
+        <w:t>Next, compare embedding with referencing.</w:t>
       </w:r>
     </w:p>
     <w:p>
@@ -159,22 +284,51 @@
         <w:pStyle w:val="Heading1"/>
       </w:pPr>
       <w:r>
-        <w:t>Slide 6 — Separate Growing Data</w:t>
+        <w:t>6 — Embed or Reference</w:t>
       </w:r>
     </w:p>
     <w:p>
       <w:r>
-        <w:t>What to say: Explain why orders are kept separate. A customer may accumulate many orders, and order records have their own lifecycle. The separate collection prevents unbounded growth of the customer document.</w:t>
+        <w:rPr>
+          <w:b/>
+        </w:rPr>
+        <w:t xml:space="preserve">What to say: </w:t>
+      </w:r>
+      <w:r>
+        <w:t>Use the two-column comparison as a decision lens, not a universal rule.</w:t>
       </w:r>
     </w:p>
     <w:p>
       <w:r>
-        <w:t>Training emphasis: Use Avi, Bangalore, RR Nagar consistently as the concrete example.</w:t>
+        <w:rPr>
+          <w:b/>
+        </w:rPr>
+        <w:t xml:space="preserve">Training emphasis: </w:t>
+      </w:r>
+      <w:r>
+        <w:t>Highlight read-together, ownership, growth, reuse, and lifecycle.</w:t>
       </w:r>
     </w:p>
     <w:p>
       <w:r>
-        <w:t>Transition: Link this point to the next slide before moving on.</w:t>
+        <w:rPr>
+          <w:b/>
+        </w:rPr>
+        <w:t xml:space="preserve">Question / interaction: </w:t>
+      </w:r>
+      <w:r>
+        <w:t>Ask learners for one example that should probably stay separate from an order.</w:t>
+      </w:r>
+    </w:p>
+    <w:p>
+      <w:r>
+        <w:rPr>
+          <w:b/>
+        </w:rPr>
+        <w:t xml:space="preserve">Transition: </w:t>
+      </w:r>
+      <w:r>
+        <w:t>Next, derive the concrete Order Management model.</w:t>
       </w:r>
     </w:p>
     <w:p>
@@ -182,22 +336,51 @@
         <w:pStyle w:val="Heading1"/>
       </w:pPr>
       <w:r>
-        <w:t>Slide 7 — The Resulting Model</w:t>
+        <w:t>7 — Derive the Order Model</w:t>
       </w:r>
     </w:p>
     <w:p>
       <w:r>
-        <w:t>What to say: Connect the pieces: customers contain stable customer information and embedded address; orders contain order-specific information plus a customer reference field.</w:t>
+        <w:rPr>
+          <w:b/>
+        </w:rPr>
+        <w:t xml:space="preserve">What to say: </w:t>
+      </w:r>
+      <w:r>
+        <w:t>Trace from application to orders, customers, products, then into the order document.</w:t>
       </w:r>
     </w:p>
     <w:p>
       <w:r>
-        <w:t>Training emphasis: Use Avi, Bangalore, RR Nagar consistently as the concrete example.</w:t>
+        <w:rPr>
+          <w:b/>
+        </w:rPr>
+        <w:t xml:space="preserve">Training emphasis: </w:t>
+      </w:r>
+      <w:r>
+        <w:t>Show why customerId and product references connect independent objects while order-specific details remain local.</w:t>
       </w:r>
     </w:p>
     <w:p>
       <w:r>
-        <w:t>Transition: Link this point to the next slide before moving on.</w:t>
+        <w:rPr>
+          <w:b/>
+        </w:rPr>
+        <w:t xml:space="preserve">Question / interaction: </w:t>
+      </w:r>
+      <w:r>
+        <w:t>Ask learners to identify one embedded field and one reference field.</w:t>
+      </w:r>
+    </w:p>
+    <w:p>
+      <w:r>
+        <w:rPr>
+          <w:b/>
+        </w:rPr>
+        <w:t xml:space="preserve">Transition: </w:t>
+      </w:r>
+      <w:r>
+        <w:t>Next, test the model against real queries and updates.</w:t>
       </w:r>
     </w:p>
     <w:p>
@@ -205,22 +388,51 @@
         <w:pStyle w:val="Heading1"/>
       </w:pPr>
       <w:r>
-        <w:t>Slide 8 — Developer Decision Checklist</w:t>
+        <w:t>8 — Test the Shape Against Real Reads</w:t>
       </w:r>
     </w:p>
     <w:p>
       <w:r>
-        <w:t>What to say: Read the checklist aloud and make it a repeatable design habit: read together, growth pattern, lookup fields, and access paths.</w:t>
+        <w:rPr>
+          <w:b/>
+        </w:rPr>
+        <w:t xml:space="preserve">What to say: </w:t>
+      </w:r>
+      <w:r>
+        <w:t>Explain that a model should make common reads and writes straightforward.</w:t>
       </w:r>
     </w:p>
     <w:p>
       <w:r>
-        <w:t>Training emphasis: Use Avi, Bangalore, RR Nagar consistently as the concrete example.</w:t>
+        <w:rPr>
+          <w:b/>
+        </w:rPr>
+        <w:t xml:space="preserve">Training emphasis: </w:t>
+      </w:r>
+      <w:r>
+        <w:t>Point to each query and connect it to the requirement that motivated it.</w:t>
       </w:r>
     </w:p>
     <w:p>
       <w:r>
-        <w:t>Transition: Link this point to the next slide before moving on.</w:t>
+        <w:rPr>
+          <w:b/>
+        </w:rPr>
+        <w:t xml:space="preserve">Question / interaction: </w:t>
+      </w:r>
+      <w:r>
+        <w:t>Ask: “Which access pattern would expose a poor document shape most quickly?”</w:t>
+      </w:r>
+    </w:p>
+    <w:p>
+      <w:r>
+        <w:rPr>
+          <w:b/>
+        </w:rPr>
+        <w:t xml:space="preserve">Transition: </w:t>
+      </w:r>
+      <w:r>
+        <w:t>Next, give learners a short design exercise.</w:t>
       </w:r>
     </w:p>
     <w:p>
@@ -228,22 +440,51 @@
         <w:pStyle w:val="Heading1"/>
       </w:pPr>
       <w:r>
-        <w:t>Slide 9 — Practical Mongosh Demo</w:t>
+        <w:t>9 — Mini Design Exercise</w:t>
       </w:r>
     </w:p>
     <w:p>
       <w:r>
-        <w:t>What to say: Run the lesson demo. Point out that the commands are deliberately limited to this topic: create the structures, inspect them, and exercise the access patterns.</w:t>
+        <w:rPr>
+          <w:b/>
+        </w:rPr>
+        <w:t xml:space="preserve">What to say: </w:t>
+      </w:r>
+      <w:r>
+        <w:t>Present the requirement and have learners infer the design signals before revealing the shape.</w:t>
       </w:r>
     </w:p>
     <w:p>
       <w:r>
-        <w:t>Training emphasis: Use Avi, Bangalore, RR Nagar consistently as the concrete example.</w:t>
+        <w:rPr>
+          <w:b/>
+        </w:rPr>
+        <w:t xml:space="preserve">Training emphasis: </w:t>
+      </w:r>
+      <w:r>
+        <w:t>Reinforce the habit: requirement → signals → shape.</w:t>
       </w:r>
     </w:p>
     <w:p>
       <w:r>
-        <w:t>Transition: Link this point to the next slide before moving on.</w:t>
+        <w:rPr>
+          <w:b/>
+        </w:rPr>
+        <w:t xml:space="preserve">Question / interaction: </w:t>
+      </w:r>
+      <w:r>
+        <w:t>Ask learners to decide what to embed and explain why.</w:t>
+      </w:r>
+    </w:p>
+    <w:p>
+      <w:r>
+        <w:rPr>
+          <w:b/>
+        </w:rPr>
+        <w:t xml:space="preserve">Transition: </w:t>
+      </w:r>
+      <w:r>
+        <w:t>Next, verify the same reasoning with mongosh.</w:t>
       </w:r>
     </w:p>
     <w:p>
@@ -251,22 +492,51 @@
         <w:pStyle w:val="Heading1"/>
       </w:pPr>
       <w:r>
-        <w:t>Slide 10 — Graphic Summary</w:t>
+        <w:t>10 — Practical mongosh Check</w:t>
       </w:r>
     </w:p>
     <w:p>
       <w:r>
-        <w:t>What to say: Use the final visual as the recap. Reinforce the flow: Requirements → Access Patterns → Document Shape → Embed or Separate. Close by reminding learners that the model should serve the application.</w:t>
+        <w:rPr>
+          <w:b/>
+        </w:rPr>
+        <w:t xml:space="preserve">What to say: </w:t>
+      </w:r>
+      <w:r>
+        <w:t>Run the focused script. Point out how the document shape reflects the requirements and how the queries map to the access patterns.</w:t>
       </w:r>
     </w:p>
     <w:p>
       <w:r>
-        <w:t>Training emphasis: Use Avi, Bangalore, RR Nagar consistently as the concrete example.</w:t>
+        <w:rPr>
+          <w:b/>
+        </w:rPr>
+        <w:t xml:space="preserve">Training emphasis: </w:t>
+      </w:r>
+      <w:r>
+        <w:t>Keep the demo topic-specific; avoid turning it into a broad CRUD walkthrough.</w:t>
       </w:r>
     </w:p>
     <w:p>
       <w:r>
-        <w:t>Transition: Link this point to the next slide before moving on.</w:t>
+        <w:rPr>
+          <w:b/>
+        </w:rPr>
+        <w:t xml:space="preserve">Question / interaction: </w:t>
+      </w:r>
+      <w:r>
+        <w:t>Ask learners to change one field and predict which access pattern it affects.</w:t>
+      </w:r>
+    </w:p>
+    <w:p>
+      <w:r>
+        <w:rPr>
+          <w:b/>
+        </w:rPr>
+        <w:t xml:space="preserve">Transition: </w:t>
+      </w:r>
+      <w:r>
+        <w:t>Next, close with the reusable design workflow.</w:t>
       </w:r>
     </w:p>
     <w:p>
@@ -274,17 +544,56 @@
         <w:pStyle w:val="Heading1"/>
       </w:pPr>
       <w:r>
-        <w:t>Trainer Close</w:t>
+        <w:t>11 — Summary</w:t>
       </w:r>
     </w:p>
     <w:p>
       <w:r>
-        <w:t>Ask the learner to describe one requirement from a real application, name two access patterns, and then propose whether each related data element should be embedded or kept separate.</w:t>
+        <w:rPr>
+          <w:b/>
+        </w:rPr>
+        <w:t xml:space="preserve">What to say: </w:t>
+      </w:r>
+      <w:r>
+        <w:t>Recap the workflow: requirements, access patterns, document shape, embed/reference, and model validation.</w:t>
+      </w:r>
+    </w:p>
+    <w:p>
+      <w:r>
+        <w:rPr>
+          <w:b/>
+        </w:rPr>
+        <w:t xml:space="preserve">Training emphasis: </w:t>
+      </w:r>
+      <w:r>
+        <w:t>Leave learners with a repeatable design method they can use on future MongoDB problems.</w:t>
+      </w:r>
+    </w:p>
+    <w:p>
+      <w:r>
+        <w:rPr>
+          <w:b/>
+        </w:rPr>
+        <w:t xml:space="preserve">Question / interaction: </w:t>
+      </w:r>
+      <w:r>
+        <w:t>Ask: “In one sentence, what should drive MongoDB document structure?”</w:t>
+      </w:r>
+    </w:p>
+    <w:p>
+      <w:r>
+        <w:rPr>
+          <w:b/>
+        </w:rPr>
+        <w:t xml:space="preserve">Transition: </w:t>
+      </w:r>
+      <w:r>
+        <w:t>Transition to the next lesson on relations and relationship patterns.</w:t>
       </w:r>
     </w:p>
     <w:sectPr>
       <w:pgSz w:w="12240" w:h="15840"/>
-      <w:pgMar w:top="936" w:right="1008" w:bottom="936" w:left="1008" w:header="720" w:footer="720" w:gutter="0"/>
+      <w:pgMar w:top="1008" w:right="1152" w:bottom="1008" w:left="1152" w:header="720" w:footer="720" w:gutter="0"/>
       <w:cols w:space="720"/>
       <w:docGrid w:linePitch="360"/>
     </w:sectPr>
@@ -719,11 +1028,11 @@
       <w:outlineLvl w:val="0"/>
     </w:pPr>
     <w:rPr>
-      <w:rFonts w:asciiTheme="majorHAnsi" w:eastAsiaTheme="majorEastAsia" w:hAnsiTheme="majorHAnsi" w:cstheme="majorBidi" w:ascii="Aptos Display" w:hAnsi="Aptos Display"/>
+      <w:rFonts w:asciiTheme="majorHAnsi" w:eastAsiaTheme="majorEastAsia" w:hAnsiTheme="majorHAnsi" w:cstheme="majorBidi"/>
       <w:b/>
       <w:bCs/>
       <w:color w:val="365F91" w:themeColor="accent1" w:themeShade="BF"/>
-      <w:sz w:val="32"/>
+      <w:sz w:val="28"/>
       <w:szCs w:val="28"/>
     </w:rPr>
   </w:style>
@@ -743,11 +1052,11 @@
       <w:outlineLvl w:val="1"/>
     </w:pPr>
     <w:rPr>
-      <w:rFonts w:asciiTheme="majorHAnsi" w:eastAsiaTheme="majorEastAsia" w:hAnsiTheme="majorHAnsi" w:cstheme="majorBidi" w:ascii="Aptos" w:hAnsi="Aptos"/>
+      <w:rFonts w:asciiTheme="majorHAnsi" w:eastAsiaTheme="majorEastAsia" w:hAnsiTheme="majorHAnsi" w:cstheme="majorBidi"/>
       <w:b/>
       <w:bCs/>
       <w:color w:val="4F81BD" w:themeColor="accent1"/>
-      <w:sz w:val="25"/>
+      <w:sz w:val="26"/>
       <w:szCs w:val="26"/>
     </w:rPr>
   </w:style>
@@ -1009,7 +1318,8 @@
     </w:pPr>
     <w:rPr>
       <w:rFonts w:asciiTheme="majorHAnsi" w:eastAsiaTheme="majorEastAsia" w:hAnsiTheme="majorHAnsi" w:cstheme="majorBidi" w:ascii="Aptos Display" w:hAnsi="Aptos Display"/>
-      <w:color w:val="17365D" w:themeColor="text2" w:themeShade="BF"/>
+      <w:b/>
+      <w:color w:val="FF8000"/>
       <w:spacing w:val="5"/>
       <w:kern w:val="28"/>
       <w:sz w:val="46"/>
